--- a/00-首页/题组Word/初赛模拟卷/真题版式/初赛模拟卷II（非有机·答案与解析版·真题版式）.docx
+++ b/00-首页/题组Word/初赛模拟卷/真题版式/初赛模拟卷II（非有机·答案与解析版·真题版式）.docx
@@ -15468,7 +15468,7 @@
       <w:r>
         <w:drawing>
           <wp:inline>
-            <wp:extent cx="3924300" cy="3505200"/>
+            <wp:extent cx="3240000" cy="2893980"/>
             <wp:effectExtent b="0" l="0" r="0" t="0"/>
             <wp:docPr descr="" title="" id="32" name="Picture"/>
             <a:graphic>
@@ -15489,7 +15489,7 @@
                   <pic:spPr bwMode="auto">
                     <a:xfrm>
                       <a:off x="0" y="0"/>
-                      <a:ext cx="3924300" cy="3505200"/>
+                      <a:ext cx="3240000" cy="2893980"/>
                     </a:xfrm>
                     <a:prstGeom prst="rect">
                       <a:avLst/>
@@ -18533,7 +18533,7 @@
       <w:r>
         <w:drawing>
           <wp:inline>
-            <wp:extent cx="4216400" cy="2971800"/>
+            <wp:extent cx="3600000" cy="2537349"/>
             <wp:effectExtent b="0" l="0" r="0" t="0"/>
             <wp:docPr descr="" title="" id="38" name="Picture"/>
             <a:graphic>
@@ -18554,7 +18554,7 @@
                   <pic:spPr bwMode="auto">
                     <a:xfrm>
                       <a:off x="0" y="0"/>
-                      <a:ext cx="4216400" cy="2971800"/>
+                      <a:ext cx="3600000" cy="2537349"/>
                     </a:xfrm>
                     <a:prstGeom prst="rect">
                       <a:avLst/>
@@ -20053,7 +20053,7 @@
       <w:r>
         <w:drawing>
           <wp:inline>
-            <wp:extent cx="3822700" cy="1879600"/>
+            <wp:extent cx="3600000" cy="1770099"/>
             <wp:effectExtent b="0" l="0" r="0" t="0"/>
             <wp:docPr descr="" title="" id="54" name="Picture"/>
             <a:graphic>
@@ -20074,7 +20074,7 @@
                   <pic:spPr bwMode="auto">
                     <a:xfrm>
                       <a:off x="0" y="0"/>
-                      <a:ext cx="3822700" cy="1879600"/>
+                      <a:ext cx="3600000" cy="1770099"/>
                     </a:xfrm>
                     <a:prstGeom prst="rect">
                       <a:avLst/>
@@ -20284,7 +20284,7 @@
       <w:r>
         <w:drawing>
           <wp:inline>
-            <wp:extent cx="3746500" cy="3543300"/>
+            <wp:extent cx="3240000" cy="3064271"/>
             <wp:effectExtent b="0" l="0" r="0" t="0"/>
             <wp:docPr descr="" title="" id="57" name="Picture"/>
             <a:graphic>
@@ -20305,7 +20305,7 @@
                   <pic:spPr bwMode="auto">
                     <a:xfrm>
                       <a:off x="0" y="0"/>
-                      <a:ext cx="3746500" cy="3543300"/>
+                      <a:ext cx="3240000" cy="3064271"/>
                     </a:xfrm>
                     <a:prstGeom prst="rect">
                       <a:avLst/>
@@ -20999,7 +20999,7 @@
       <w:r>
         <w:drawing>
           <wp:inline>
-            <wp:extent cx="2628900" cy="4737100"/>
+            <wp:extent cx="2520000" cy="4540869"/>
             <wp:effectExtent b="0" l="0" r="0" t="0"/>
             <wp:docPr descr="" title="" id="68" name="Picture"/>
             <a:graphic>
@@ -21020,7 +21020,7 @@
                   <pic:spPr bwMode="auto">
                     <a:xfrm>
                       <a:off x="0" y="0"/>
-                      <a:ext cx="2628900" cy="4737100"/>
+                      <a:ext cx="2520000" cy="4540869"/>
                     </a:xfrm>
                     <a:prstGeom prst="rect">
                       <a:avLst/>
@@ -21623,7 +21623,7 @@
       <w:r>
         <w:drawing>
           <wp:inline>
-            <wp:extent cx="3543300" cy="3251200"/>
+            <wp:extent cx="3240000" cy="2972903"/>
             <wp:effectExtent b="0" l="0" r="0" t="0"/>
             <wp:docPr descr="" title="" id="76" name="Picture"/>
             <a:graphic>
@@ -21644,7 +21644,7 @@
                   <pic:spPr bwMode="auto">
                     <a:xfrm>
                       <a:off x="0" y="0"/>
-                      <a:ext cx="3543300" cy="3251200"/>
+                      <a:ext cx="3240000" cy="2972903"/>
                     </a:xfrm>
                     <a:prstGeom prst="rect">
                       <a:avLst/>
@@ -21829,7 +21829,7 @@
       <w:r>
         <w:drawing>
           <wp:inline>
-            <wp:extent cx="3784600" cy="3429000"/>
+            <wp:extent cx="3240000" cy="2935570"/>
             <wp:effectExtent b="0" l="0" r="0" t="0"/>
             <wp:docPr descr="" title="" id="82" name="Picture"/>
             <a:graphic>
@@ -21850,7 +21850,7 @@
                   <pic:spPr bwMode="auto">
                     <a:xfrm>
                       <a:off x="0" y="0"/>
-                      <a:ext cx="3784600" cy="3429000"/>
+                      <a:ext cx="3240000" cy="2935570"/>
                     </a:xfrm>
                     <a:prstGeom prst="rect">
                       <a:avLst/>
@@ -25086,7 +25086,7 @@
       <w:r>
         <w:drawing>
           <wp:inline>
-            <wp:extent cx="6070600" cy="1422400"/>
+            <wp:extent cx="3600000" cy="843514"/>
             <wp:effectExtent b="0" l="0" r="0" t="0"/>
             <wp:docPr descr="" title="" id="94" name="Picture"/>
             <a:graphic>
@@ -25107,7 +25107,7 @@
                   <pic:spPr bwMode="auto">
                     <a:xfrm>
                       <a:off x="0" y="0"/>
-                      <a:ext cx="6070600" cy="1422400"/>
+                      <a:ext cx="3600000" cy="843514"/>
                     </a:xfrm>
                     <a:prstGeom prst="rect">
                       <a:avLst/>
@@ -26391,7 +26391,7 @@
       <w:r>
         <w:drawing>
           <wp:inline>
-            <wp:extent cx="6007100" cy="4457700"/>
+            <wp:extent cx="3600000" cy="2671458"/>
             <wp:effectExtent b="0" l="0" r="0" t="0"/>
             <wp:docPr descr="" title="" id="101" name="Picture"/>
             <a:graphic>
@@ -26412,7 +26412,7 @@
                   <pic:spPr bwMode="auto">
                     <a:xfrm>
                       <a:off x="0" y="0"/>
-                      <a:ext cx="6007100" cy="4457700"/>
+                      <a:ext cx="3600000" cy="2671458"/>
                     </a:xfrm>
                     <a:prstGeom prst="rect">
                       <a:avLst/>

--- a/00-首页/题组Word/初赛模拟卷/真题版式/初赛模拟卷II（非有机·答案与解析版·真题版式）.docx
+++ b/00-首页/题组Word/初赛模拟卷/真题版式/初赛模拟卷II（非有机·答案与解析版·真题版式）.docx
@@ -29944,12 +29944,13 @@
         <w:tblLook w:firstRow="1" w:lastRow="0" w:firstColumn="0" w:lastColumn="0" w:noHBand="0" w:noVBand="0" w:val="0020"/>
       </w:tblPr>
       <w:tblGrid>
-        <w:gridCol w:w="976"/>
-        <w:gridCol w:w="4500"/>
-        <w:gridCol w:w="1963"/>
-        <w:gridCol w:w="1181"/>
-        <w:gridCol w:w="600"/>
-        <w:gridCol w:w="532"/>
+        <w:gridCol w:w="737"/>
+        <w:gridCol w:w="2449"/>
+        <w:gridCol w:w="3061"/>
+        <w:gridCol w:w="897"/>
+        <w:gridCol w:w="964"/>
+        <w:gridCol w:w="992"/>
+        <w:gridCol w:w="652"/>
       </w:tblGrid>
       <w:tr>
         <w:trPr>
@@ -29957,7 +29958,7 @@
         </w:trPr>
         <w:tc>
           <w:tcPr>
-            <w:tcW w:type="dxa" w:w="976"/>
+            <w:tcW w:type="dxa" w:w="737"/>
           </w:tcPr>
           <w:tcPr/>
           <w:p>
@@ -29975,13 +29976,29 @@
         </w:tc>
         <w:tc>
           <w:tcPr>
-            <w:tcW w:type="dxa" w:w="4500"/>
+            <w:tcW w:type="dxa" w:w="2449"/>
           </w:tcPr>
           <w:tcPr/>
           <w:p>
             <w:pPr>
               <w:pStyle w:val="Compact"/>
-              <w:jc w:val="left"/>
+            </w:pPr>
+            <w:r>
+              <w:rPr>
+                <w:rFonts w:ascii="Times New Roman" w:hAnsi="Times New Roman" w:cs="Times New Roman" w:eastAsia="SimSun"/>
+              </w:rPr>
+              <w:t xml:space="preserve">题名</w:t>
+            </w:r>
+          </w:p>
+        </w:tc>
+        <w:tc>
+          <w:tcPr>
+            <w:tcW w:type="dxa" w:w="3061"/>
+          </w:tcPr>
+          <w:tcPr/>
+          <w:p>
+            <w:pPr>
+              <w:pStyle w:val="Compact"/>
             </w:pPr>
             <w:r>
               <w:rPr>
@@ -29993,43 +30010,7 @@
         </w:tc>
         <w:tc>
           <w:tcPr>
-            <w:tcW w:type="dxa" w:w="1963"/>
-          </w:tcPr>
-          <w:tcPr/>
-          <w:p>
-            <w:pPr>
-              <w:pStyle w:val="Compact"/>
-              <w:jc w:val="left"/>
-            </w:pPr>
-            <w:r>
-              <w:rPr>
-                <w:rFonts w:ascii="Times New Roman" w:hAnsi="Times New Roman" w:cs="Times New Roman" w:eastAsia="SimSun"/>
-              </w:rPr>
-              <w:t xml:space="preserve">原书套卷·题号</w:t>
-            </w:r>
-          </w:p>
-        </w:tc>
-        <w:tc>
-          <w:tcPr>
-            <w:tcW w:type="dxa" w:w="1181"/>
-          </w:tcPr>
-          <w:tcPr/>
-          <w:p>
-            <w:pPr>
-              <w:pStyle w:val="Compact"/>
-              <w:jc w:val="left"/>
-            </w:pPr>
-            <w:r>
-              <w:rPr>
-                <w:rFonts w:ascii="Times New Roman" w:hAnsi="Times New Roman" w:cs="Times New Roman" w:eastAsia="SimSun"/>
-              </w:rPr>
-              <w:t xml:space="preserve">模块</w:t>
-            </w:r>
-          </w:p>
-        </w:tc>
-        <w:tc>
-          <w:tcPr>
-            <w:tcW w:type="dxa" w:w="600"/>
+            <w:tcW w:type="dxa" w:w="897"/>
           </w:tcPr>
           <w:tcPr/>
           <w:p>
@@ -30041,13 +30022,13 @@
               <w:rPr>
                 <w:rFonts w:ascii="Times New Roman" w:hAnsi="Times New Roman" w:cs="Times New Roman" w:eastAsia="SimSun"/>
               </w:rPr>
-              <w:t xml:space="preserve">难度</w:t>
+              <w:t xml:space="preserve">来源</w:t>
             </w:r>
           </w:p>
         </w:tc>
         <w:tc>
           <w:tcPr>
-            <w:tcW w:type="dxa" w:w="532"/>
+            <w:tcW w:type="dxa" w:w="964"/>
           </w:tcPr>
           <w:tcPr/>
           <w:p>
@@ -30059,6 +30040,42 @@
               <w:rPr>
                 <w:rFonts w:ascii="Times New Roman" w:hAnsi="Times New Roman" w:cs="Times New Roman" w:eastAsia="SimSun"/>
               </w:rPr>
+              <w:t xml:space="preserve">模块</w:t>
+            </w:r>
+          </w:p>
+        </w:tc>
+        <w:tc>
+          <w:tcPr>
+            <w:tcW w:type="dxa" w:w="992"/>
+          </w:tcPr>
+          <w:tcPr/>
+          <w:p>
+            <w:pPr>
+              <w:pStyle w:val="Compact"/>
+              <w:jc w:val="center"/>
+            </w:pPr>
+            <w:r>
+              <w:rPr>
+                <w:rFonts w:ascii="Times New Roman" w:hAnsi="Times New Roman" w:cs="Times New Roman" w:eastAsia="SimSun"/>
+              </w:rPr>
+              <w:t xml:space="preserve">难度</w:t>
+            </w:r>
+          </w:p>
+        </w:tc>
+        <w:tc>
+          <w:tcPr>
+            <w:tcW w:type="dxa" w:w="652"/>
+          </w:tcPr>
+          <w:tcPr/>
+          <w:p>
+            <w:pPr>
+              <w:pStyle w:val="Compact"/>
+              <w:jc w:val="center"/>
+            </w:pPr>
+            <w:r>
+              <w:rPr>
+                <w:rFonts w:ascii="Times New Roman" w:hAnsi="Times New Roman" w:cs="Times New Roman" w:eastAsia="SimSun"/>
+              </w:rPr>
               <w:t xml:space="preserve">分值</w:t>
             </w:r>
           </w:p>
@@ -30067,7 +30084,7 @@
       <w:tr>
         <w:tc>
           <w:tcPr>
-            <w:tcW w:type="dxa" w:w="976"/>
+            <w:tcW w:type="dxa" w:w="737"/>
           </w:tcPr>
           <w:tcPr/>
           <w:p>
@@ -30082,13 +30099,29 @@
         </w:tc>
         <w:tc>
           <w:tcPr>
-            <w:tcW w:type="dxa" w:w="4500"/>
+            <w:tcW w:type="dxa" w:w="2449"/>
           </w:tcPr>
           <w:tcPr/>
           <w:p>
             <w:pPr>
               <w:pStyle w:val="Compact"/>
-              <w:jc w:val="left"/>
+            </w:pPr>
+            <w:r>
+              <w:rPr>
+                <w:rFonts w:ascii="Times New Roman" w:hAnsi="Times New Roman" w:cs="Times New Roman" w:eastAsia="SimSun"/>
+              </w:rPr>
+              <w:t xml:space="preserve">完成反应方程式</w:t>
+            </w:r>
+          </w:p>
+        </w:tc>
+        <w:tc>
+          <w:tcPr>
+            <w:tcW w:type="dxa" w:w="3061"/>
+          </w:tcPr>
+          <w:tcPr/>
+          <w:p>
+            <w:pPr>
+              <w:pStyle w:val="Compact"/>
             </w:pPr>
             <w:r>
               <w:rPr>
@@ -30100,55 +30133,7 @@
         </w:tc>
         <w:tc>
           <w:tcPr>
-            <w:tcW w:type="dxa" w:w="1963"/>
-          </w:tcPr>
-          <w:tcPr/>
-          <w:p>
-            <w:pPr>
-              <w:pStyle w:val="Compact"/>
-              <w:jc w:val="left"/>
-            </w:pPr>
-            <w:r>
-              <w:t xml:space="preserve">2019 </w:t>
-            </w:r>
-            <w:r>
-              <w:rPr>
-                <w:rFonts w:ascii="Times New Roman" w:hAnsi="Times New Roman" w:cs="Times New Roman" w:eastAsia="SimSun"/>
-              </w:rPr>
-              <w:t xml:space="preserve">BST4强化二</w:t>
-            </w:r>
-            <w:r>
-              <w:t xml:space="preserve"> </w:t>
-            </w:r>
-            <w:r>
-              <w:rPr>
-                <w:rFonts w:ascii="Times New Roman" w:hAnsi="Times New Roman" w:cs="Times New Roman" w:eastAsia="SimSun"/>
-              </w:rPr>
-              <w:t xml:space="preserve">第1题</w:t>
-            </w:r>
-          </w:p>
-        </w:tc>
-        <w:tc>
-          <w:tcPr>
-            <w:tcW w:type="dxa" w:w="1181"/>
-          </w:tcPr>
-          <w:tcPr/>
-          <w:p>
-            <w:pPr>
-              <w:pStyle w:val="Compact"/>
-              <w:jc w:val="left"/>
-            </w:pPr>
-            <w:r>
-              <w:rPr>
-                <w:rFonts w:ascii="Times New Roman" w:hAnsi="Times New Roman" w:cs="Times New Roman" w:eastAsia="SimSun"/>
-              </w:rPr>
-              <w:t xml:space="preserve">元素与分析</w:t>
-            </w:r>
-          </w:p>
-        </w:tc>
-        <w:tc>
-          <w:tcPr>
-            <w:tcW w:type="dxa" w:w="600"/>
+            <w:tcW w:type="dxa" w:w="897"/>
           </w:tcPr>
           <w:tcPr/>
           <w:p>
@@ -30157,13 +30142,49 @@
               <w:jc w:val="center"/>
             </w:pPr>
             <w:r>
-              <w:t xml:space="preserve">4</w:t>
+              <w:rPr>
+                <w:rFonts w:ascii="Times New Roman" w:hAnsi="Times New Roman" w:cs="Times New Roman" w:eastAsia="SimSun"/>
+              </w:rPr>
+              <w:t xml:space="preserve">北斗学友</w:t>
             </w:r>
           </w:p>
         </w:tc>
         <w:tc>
           <w:tcPr>
-            <w:tcW w:type="dxa" w:w="532"/>
+            <w:tcW w:type="dxa" w:w="964"/>
+          </w:tcPr>
+          <w:tcPr/>
+          <w:p>
+            <w:pPr>
+              <w:pStyle w:val="Compact"/>
+              <w:jc w:val="center"/>
+            </w:pPr>
+            <w:r>
+              <w:rPr>
+                <w:rFonts w:ascii="Times New Roman" w:hAnsi="Times New Roman" w:cs="Times New Roman" w:eastAsia="SimSun"/>
+              </w:rPr>
+              <w:t xml:space="preserve">元素与分析</w:t>
+            </w:r>
+          </w:p>
+        </w:tc>
+        <w:tc>
+          <w:tcPr>
+            <w:tcW w:type="dxa" w:w="992"/>
+          </w:tcPr>
+          <w:tcPr/>
+          <w:p>
+            <w:pPr>
+              <w:pStyle w:val="Compact"/>
+              <w:jc w:val="center"/>
+            </w:pPr>
+            <w:r>
+              <w:t xml:space="preserve">⭐⭐⭐⭐</w:t>
+            </w:r>
+          </w:p>
+        </w:tc>
+        <w:tc>
+          <w:tcPr>
+            <w:tcW w:type="dxa" w:w="652"/>
           </w:tcPr>
           <w:tcPr/>
           <w:p>
@@ -30180,7 +30201,7 @@
       <w:tr>
         <w:tc>
           <w:tcPr>
-            <w:tcW w:type="dxa" w:w="976"/>
+            <w:tcW w:type="dxa" w:w="737"/>
           </w:tcPr>
           <w:tcPr/>
           <w:p>
@@ -30195,13 +30216,29 @@
         </w:tc>
         <w:tc>
           <w:tcPr>
-            <w:tcW w:type="dxa" w:w="4500"/>
+            <w:tcW w:type="dxa" w:w="2449"/>
           </w:tcPr>
           <w:tcPr/>
           <w:p>
             <w:pPr>
               <w:pStyle w:val="Compact"/>
-              <w:jc w:val="left"/>
+            </w:pPr>
+            <w:r>
+              <w:rPr>
+                <w:rFonts w:ascii="Times New Roman" w:hAnsi="Times New Roman" w:cs="Times New Roman" w:eastAsia="SimSun"/>
+              </w:rPr>
+              <w:t xml:space="preserve">热重分析推断沉淀组成</w:t>
+            </w:r>
+          </w:p>
+        </w:tc>
+        <w:tc>
+          <w:tcPr>
+            <w:tcW w:type="dxa" w:w="3061"/>
+          </w:tcPr>
+          <w:tcPr/>
+          <w:p>
+            <w:pPr>
+              <w:pStyle w:val="Compact"/>
             </w:pPr>
             <w:r>
               <w:rPr>
@@ -30213,55 +30250,7 @@
         </w:tc>
         <w:tc>
           <w:tcPr>
-            <w:tcW w:type="dxa" w:w="1963"/>
-          </w:tcPr>
-          <w:tcPr/>
-          <w:p>
-            <w:pPr>
-              <w:pStyle w:val="Compact"/>
-              <w:jc w:val="left"/>
-            </w:pPr>
-            <w:r>
-              <w:t xml:space="preserve">2019 </w:t>
-            </w:r>
-            <w:r>
-              <w:rPr>
-                <w:rFonts w:ascii="Times New Roman" w:hAnsi="Times New Roman" w:cs="Times New Roman" w:eastAsia="SimSun"/>
-              </w:rPr>
-              <w:t xml:space="preserve">BST4强化二</w:t>
-            </w:r>
-            <w:r>
-              <w:t xml:space="preserve"> </w:t>
-            </w:r>
-            <w:r>
-              <w:rPr>
-                <w:rFonts w:ascii="Times New Roman" w:hAnsi="Times New Roman" w:cs="Times New Roman" w:eastAsia="SimSun"/>
-              </w:rPr>
-              <w:t xml:space="preserve">第5题</w:t>
-            </w:r>
-          </w:p>
-        </w:tc>
-        <w:tc>
-          <w:tcPr>
-            <w:tcW w:type="dxa" w:w="1181"/>
-          </w:tcPr>
-          <w:tcPr/>
-          <w:p>
-            <w:pPr>
-              <w:pStyle w:val="Compact"/>
-              <w:jc w:val="left"/>
-            </w:pPr>
-            <w:r>
-              <w:rPr>
-                <w:rFonts w:ascii="Times New Roman" w:hAnsi="Times New Roman" w:cs="Times New Roman" w:eastAsia="SimSun"/>
-              </w:rPr>
-              <w:t xml:space="preserve">元素与分析</w:t>
-            </w:r>
-          </w:p>
-        </w:tc>
-        <w:tc>
-          <w:tcPr>
-            <w:tcW w:type="dxa" w:w="600"/>
+            <w:tcW w:type="dxa" w:w="897"/>
           </w:tcPr>
           <w:tcPr/>
           <w:p>
@@ -30270,13 +30259,49 @@
               <w:jc w:val="center"/>
             </w:pPr>
             <w:r>
-              <w:t xml:space="preserve">4</w:t>
+              <w:rPr>
+                <w:rFonts w:ascii="Times New Roman" w:hAnsi="Times New Roman" w:cs="Times New Roman" w:eastAsia="SimSun"/>
+              </w:rPr>
+              <w:t xml:space="preserve">北斗学友</w:t>
             </w:r>
           </w:p>
         </w:tc>
         <w:tc>
           <w:tcPr>
-            <w:tcW w:type="dxa" w:w="532"/>
+            <w:tcW w:type="dxa" w:w="964"/>
+          </w:tcPr>
+          <w:tcPr/>
+          <w:p>
+            <w:pPr>
+              <w:pStyle w:val="Compact"/>
+              <w:jc w:val="center"/>
+            </w:pPr>
+            <w:r>
+              <w:rPr>
+                <w:rFonts w:ascii="Times New Roman" w:hAnsi="Times New Roman" w:cs="Times New Roman" w:eastAsia="SimSun"/>
+              </w:rPr>
+              <w:t xml:space="preserve">元素与分析</w:t>
+            </w:r>
+          </w:p>
+        </w:tc>
+        <w:tc>
+          <w:tcPr>
+            <w:tcW w:type="dxa" w:w="992"/>
+          </w:tcPr>
+          <w:tcPr/>
+          <w:p>
+            <w:pPr>
+              <w:pStyle w:val="Compact"/>
+              <w:jc w:val="center"/>
+            </w:pPr>
+            <w:r>
+              <w:t xml:space="preserve">⭐⭐⭐⭐</w:t>
+            </w:r>
+          </w:p>
+        </w:tc>
+        <w:tc>
+          <w:tcPr>
+            <w:tcW w:type="dxa" w:w="652"/>
           </w:tcPr>
           <w:tcPr/>
           <w:p>
@@ -30293,7 +30318,7 @@
       <w:tr>
         <w:tc>
           <w:tcPr>
-            <w:tcW w:type="dxa" w:w="976"/>
+            <w:tcW w:type="dxa" w:w="737"/>
           </w:tcPr>
           <w:tcPr/>
           <w:p>
@@ -30308,13 +30333,29 @@
         </w:tc>
         <w:tc>
           <w:tcPr>
-            <w:tcW w:type="dxa" w:w="4500"/>
+            <w:tcW w:type="dxa" w:w="2449"/>
           </w:tcPr>
           <w:tcPr/>
           <w:p>
             <w:pPr>
               <w:pStyle w:val="Compact"/>
-              <w:jc w:val="left"/>
+            </w:pPr>
+            <w:r>
+              <w:rPr>
+                <w:rFonts w:ascii="Times New Roman" w:hAnsi="Times New Roman" w:cs="Times New Roman" w:eastAsia="SimSun"/>
+              </w:rPr>
+              <w:t xml:space="preserve">EDTA掩蔽滴定</w:t>
+            </w:r>
+          </w:p>
+        </w:tc>
+        <w:tc>
+          <w:tcPr>
+            <w:tcW w:type="dxa" w:w="3061"/>
+          </w:tcPr>
+          <w:tcPr/>
+          <w:p>
+            <w:pPr>
+              <w:pStyle w:val="Compact"/>
             </w:pPr>
             <w:r>
               <w:rPr>
@@ -30326,55 +30367,7 @@
         </w:tc>
         <w:tc>
           <w:tcPr>
-            <w:tcW w:type="dxa" w:w="1963"/>
-          </w:tcPr>
-          <w:tcPr/>
-          <w:p>
-            <w:pPr>
-              <w:pStyle w:val="Compact"/>
-              <w:jc w:val="left"/>
-            </w:pPr>
-            <w:r>
-              <w:t xml:space="preserve">2019 </w:t>
-            </w:r>
-            <w:r>
-              <w:rPr>
-                <w:rFonts w:ascii="Times New Roman" w:hAnsi="Times New Roman" w:cs="Times New Roman" w:eastAsia="SimSun"/>
-              </w:rPr>
-              <w:t xml:space="preserve">BST6冲刺一</w:t>
-            </w:r>
-            <w:r>
-              <w:t xml:space="preserve"> </w:t>
-            </w:r>
-            <w:r>
-              <w:rPr>
-                <w:rFonts w:ascii="Times New Roman" w:hAnsi="Times New Roman" w:cs="Times New Roman" w:eastAsia="SimSun"/>
-              </w:rPr>
-              <w:t xml:space="preserve">第5题</w:t>
-            </w:r>
-          </w:p>
-        </w:tc>
-        <w:tc>
-          <w:tcPr>
-            <w:tcW w:type="dxa" w:w="1181"/>
-          </w:tcPr>
-          <w:tcPr/>
-          <w:p>
-            <w:pPr>
-              <w:pStyle w:val="Compact"/>
-              <w:jc w:val="left"/>
-            </w:pPr>
-            <w:r>
-              <w:rPr>
-                <w:rFonts w:ascii="Times New Roman" w:hAnsi="Times New Roman" w:cs="Times New Roman" w:eastAsia="SimSun"/>
-              </w:rPr>
-              <w:t xml:space="preserve">元素与分析</w:t>
-            </w:r>
-          </w:p>
-        </w:tc>
-        <w:tc>
-          <w:tcPr>
-            <w:tcW w:type="dxa" w:w="600"/>
+            <w:tcW w:type="dxa" w:w="897"/>
           </w:tcPr>
           <w:tcPr/>
           <w:p>
@@ -30383,13 +30376,49 @@
               <w:jc w:val="center"/>
             </w:pPr>
             <w:r>
-              <w:t xml:space="preserve">4</w:t>
+              <w:rPr>
+                <w:rFonts w:ascii="Times New Roman" w:hAnsi="Times New Roman" w:cs="Times New Roman" w:eastAsia="SimSun"/>
+              </w:rPr>
+              <w:t xml:space="preserve">北斗学友</w:t>
             </w:r>
           </w:p>
         </w:tc>
         <w:tc>
           <w:tcPr>
-            <w:tcW w:type="dxa" w:w="532"/>
+            <w:tcW w:type="dxa" w:w="964"/>
+          </w:tcPr>
+          <w:tcPr/>
+          <w:p>
+            <w:pPr>
+              <w:pStyle w:val="Compact"/>
+              <w:jc w:val="center"/>
+            </w:pPr>
+            <w:r>
+              <w:rPr>
+                <w:rFonts w:ascii="Times New Roman" w:hAnsi="Times New Roman" w:cs="Times New Roman" w:eastAsia="SimSun"/>
+              </w:rPr>
+              <w:t xml:space="preserve">元素与分析</w:t>
+            </w:r>
+          </w:p>
+        </w:tc>
+        <w:tc>
+          <w:tcPr>
+            <w:tcW w:type="dxa" w:w="992"/>
+          </w:tcPr>
+          <w:tcPr/>
+          <w:p>
+            <w:pPr>
+              <w:pStyle w:val="Compact"/>
+              <w:jc w:val="center"/>
+            </w:pPr>
+            <w:r>
+              <w:t xml:space="preserve">⭐⭐⭐⭐</w:t>
+            </w:r>
+          </w:p>
+        </w:tc>
+        <w:tc>
+          <w:tcPr>
+            <w:tcW w:type="dxa" w:w="652"/>
           </w:tcPr>
           <w:tcPr/>
           <w:p>
@@ -30406,7 +30435,7 @@
       <w:tr>
         <w:tc>
           <w:tcPr>
-            <w:tcW w:type="dxa" w:w="976"/>
+            <w:tcW w:type="dxa" w:w="737"/>
           </w:tcPr>
           <w:tcPr/>
           <w:p>
@@ -30421,13 +30450,29 @@
         </w:tc>
         <w:tc>
           <w:tcPr>
-            <w:tcW w:type="dxa" w:w="4500"/>
+            <w:tcW w:type="dxa" w:w="2449"/>
           </w:tcPr>
           <w:tcPr/>
           <w:p>
             <w:pPr>
               <w:pStyle w:val="Compact"/>
-              <w:jc w:val="left"/>
+            </w:pPr>
+            <w:r>
+              <w:rPr>
+                <w:rFonts w:ascii="Times New Roman" w:hAnsi="Times New Roman" w:cs="Times New Roman" w:eastAsia="SimSun"/>
+              </w:rPr>
+              <w:t xml:space="preserve">硝酸锰分解定量分析</w:t>
+            </w:r>
+          </w:p>
+        </w:tc>
+        <w:tc>
+          <w:tcPr>
+            <w:tcW w:type="dxa" w:w="3061"/>
+          </w:tcPr>
+          <w:tcPr/>
+          <w:p>
+            <w:pPr>
+              <w:pStyle w:val="Compact"/>
             </w:pPr>
             <w:r>
               <w:rPr>
@@ -30439,55 +30484,7 @@
         </w:tc>
         <w:tc>
           <w:tcPr>
-            <w:tcW w:type="dxa" w:w="1963"/>
-          </w:tcPr>
-          <w:tcPr/>
-          <w:p>
-            <w:pPr>
-              <w:pStyle w:val="Compact"/>
-              <w:jc w:val="left"/>
-            </w:pPr>
-            <w:r>
-              <w:t xml:space="preserve">2018 </w:t>
-            </w:r>
-            <w:r>
-              <w:rPr>
-                <w:rFonts w:ascii="Times New Roman" w:hAnsi="Times New Roman" w:cs="Times New Roman" w:eastAsia="SimSun"/>
-              </w:rPr>
-              <w:t xml:space="preserve">BAT3一模</w:t>
-            </w:r>
-            <w:r>
-              <w:t xml:space="preserve"> </w:t>
-            </w:r>
-            <w:r>
-              <w:rPr>
-                <w:rFonts w:ascii="Times New Roman" w:hAnsi="Times New Roman" w:cs="Times New Roman" w:eastAsia="SimSun"/>
-              </w:rPr>
-              <w:t xml:space="preserve">第3题</w:t>
-            </w:r>
-          </w:p>
-        </w:tc>
-        <w:tc>
-          <w:tcPr>
-            <w:tcW w:type="dxa" w:w="1181"/>
-          </w:tcPr>
-          <w:tcPr/>
-          <w:p>
-            <w:pPr>
-              <w:pStyle w:val="Compact"/>
-              <w:jc w:val="left"/>
-            </w:pPr>
-            <w:r>
-              <w:rPr>
-                <w:rFonts w:ascii="Times New Roman" w:hAnsi="Times New Roman" w:cs="Times New Roman" w:eastAsia="SimSun"/>
-              </w:rPr>
-              <w:t xml:space="preserve">元素与分析</w:t>
-            </w:r>
-          </w:p>
-        </w:tc>
-        <w:tc>
-          <w:tcPr>
-            <w:tcW w:type="dxa" w:w="600"/>
+            <w:tcW w:type="dxa" w:w="897"/>
           </w:tcPr>
           <w:tcPr/>
           <w:p>
@@ -30496,13 +30493,49 @@
               <w:jc w:val="center"/>
             </w:pPr>
             <w:r>
-              <w:t xml:space="preserve">5</w:t>
+              <w:rPr>
+                <w:rFonts w:ascii="Times New Roman" w:hAnsi="Times New Roman" w:cs="Times New Roman" w:eastAsia="SimSun"/>
+              </w:rPr>
+              <w:t xml:space="preserve">北斗学友</w:t>
             </w:r>
           </w:p>
         </w:tc>
         <w:tc>
           <w:tcPr>
-            <w:tcW w:type="dxa" w:w="532"/>
+            <w:tcW w:type="dxa" w:w="964"/>
+          </w:tcPr>
+          <w:tcPr/>
+          <w:p>
+            <w:pPr>
+              <w:pStyle w:val="Compact"/>
+              <w:jc w:val="center"/>
+            </w:pPr>
+            <w:r>
+              <w:rPr>
+                <w:rFonts w:ascii="Times New Roman" w:hAnsi="Times New Roman" w:cs="Times New Roman" w:eastAsia="SimSun"/>
+              </w:rPr>
+              <w:t xml:space="preserve">元素与分析</w:t>
+            </w:r>
+          </w:p>
+        </w:tc>
+        <w:tc>
+          <w:tcPr>
+            <w:tcW w:type="dxa" w:w="992"/>
+          </w:tcPr>
+          <w:tcPr/>
+          <w:p>
+            <w:pPr>
+              <w:pStyle w:val="Compact"/>
+              <w:jc w:val="center"/>
+            </w:pPr>
+            <w:r>
+              <w:t xml:space="preserve">⭐⭐⭐⭐⭐</w:t>
+            </w:r>
+          </w:p>
+        </w:tc>
+        <w:tc>
+          <w:tcPr>
+            <w:tcW w:type="dxa" w:w="652"/>
           </w:tcPr>
           <w:tcPr/>
           <w:p>
@@ -30519,7 +30552,7 @@
       <w:tr>
         <w:tc>
           <w:tcPr>
-            <w:tcW w:type="dxa" w:w="976"/>
+            <w:tcW w:type="dxa" w:w="737"/>
           </w:tcPr>
           <w:tcPr/>
           <w:p>
@@ -30534,13 +30567,29 @@
         </w:tc>
         <w:tc>
           <w:tcPr>
-            <w:tcW w:type="dxa" w:w="4500"/>
+            <w:tcW w:type="dxa" w:w="2449"/>
           </w:tcPr>
           <w:tcPr/>
           <w:p>
             <w:pPr>
               <w:pStyle w:val="Compact"/>
-              <w:jc w:val="left"/>
+            </w:pPr>
+            <w:r>
+              <w:rPr>
+                <w:rFonts w:ascii="Times New Roman" w:hAnsi="Times New Roman" w:cs="Times New Roman" w:eastAsia="SimSun"/>
+              </w:rPr>
+              <w:t xml:space="preserve">铀的氧化态化学</w:t>
+            </w:r>
+          </w:p>
+        </w:tc>
+        <w:tc>
+          <w:tcPr>
+            <w:tcW w:type="dxa" w:w="3061"/>
+          </w:tcPr>
+          <w:tcPr/>
+          <w:p>
+            <w:pPr>
+              <w:pStyle w:val="Compact"/>
             </w:pPr>
             <w:r>
               <w:rPr>
@@ -30552,55 +30601,7 @@
         </w:tc>
         <w:tc>
           <w:tcPr>
-            <w:tcW w:type="dxa" w:w="1963"/>
-          </w:tcPr>
-          <w:tcPr/>
-          <w:p>
-            <w:pPr>
-              <w:pStyle w:val="Compact"/>
-              <w:jc w:val="left"/>
-            </w:pPr>
-            <w:r>
-              <w:t xml:space="preserve">2017 </w:t>
-            </w:r>
-            <w:r>
-              <w:rPr>
-                <w:rFonts w:ascii="Times New Roman" w:hAnsi="Times New Roman" w:cs="Times New Roman" w:eastAsia="SimSun"/>
-              </w:rPr>
-              <w:t xml:space="preserve">BST7押题一</w:t>
-            </w:r>
-            <w:r>
-              <w:t xml:space="preserve"> </w:t>
-            </w:r>
-            <w:r>
-              <w:rPr>
-                <w:rFonts w:ascii="Times New Roman" w:hAnsi="Times New Roman" w:cs="Times New Roman" w:eastAsia="SimSun"/>
-              </w:rPr>
-              <w:t xml:space="preserve">第3题</w:t>
-            </w:r>
-          </w:p>
-        </w:tc>
-        <w:tc>
-          <w:tcPr>
-            <w:tcW w:type="dxa" w:w="1181"/>
-          </w:tcPr>
-          <w:tcPr/>
-          <w:p>
-            <w:pPr>
-              <w:pStyle w:val="Compact"/>
-              <w:jc w:val="left"/>
-            </w:pPr>
-            <w:r>
-              <w:rPr>
-                <w:rFonts w:ascii="Times New Roman" w:hAnsi="Times New Roman" w:cs="Times New Roman" w:eastAsia="SimSun"/>
-              </w:rPr>
-              <w:t xml:space="preserve">元素与分析</w:t>
-            </w:r>
-          </w:p>
-        </w:tc>
-        <w:tc>
-          <w:tcPr>
-            <w:tcW w:type="dxa" w:w="600"/>
+            <w:tcW w:type="dxa" w:w="897"/>
           </w:tcPr>
           <w:tcPr/>
           <w:p>
@@ -30609,13 +30610,49 @@
               <w:jc w:val="center"/>
             </w:pPr>
             <w:r>
-              <w:t xml:space="preserve">5</w:t>
+              <w:rPr>
+                <w:rFonts w:ascii="Times New Roman" w:hAnsi="Times New Roman" w:cs="Times New Roman" w:eastAsia="SimSun"/>
+              </w:rPr>
+              <w:t xml:space="preserve">北斗学友</w:t>
             </w:r>
           </w:p>
         </w:tc>
         <w:tc>
           <w:tcPr>
-            <w:tcW w:type="dxa" w:w="532"/>
+            <w:tcW w:type="dxa" w:w="964"/>
+          </w:tcPr>
+          <w:tcPr/>
+          <w:p>
+            <w:pPr>
+              <w:pStyle w:val="Compact"/>
+              <w:jc w:val="center"/>
+            </w:pPr>
+            <w:r>
+              <w:rPr>
+                <w:rFonts w:ascii="Times New Roman" w:hAnsi="Times New Roman" w:cs="Times New Roman" w:eastAsia="SimSun"/>
+              </w:rPr>
+              <w:t xml:space="preserve">元素与分析</w:t>
+            </w:r>
+          </w:p>
+        </w:tc>
+        <w:tc>
+          <w:tcPr>
+            <w:tcW w:type="dxa" w:w="992"/>
+          </w:tcPr>
+          <w:tcPr/>
+          <w:p>
+            <w:pPr>
+              <w:pStyle w:val="Compact"/>
+              <w:jc w:val="center"/>
+            </w:pPr>
+            <w:r>
+              <w:t xml:space="preserve">⭐⭐⭐⭐⭐</w:t>
+            </w:r>
+          </w:p>
+        </w:tc>
+        <w:tc>
+          <w:tcPr>
+            <w:tcW w:type="dxa" w:w="652"/>
           </w:tcPr>
           <w:tcPr/>
           <w:p>
@@ -30632,7 +30669,7 @@
       <w:tr>
         <w:tc>
           <w:tcPr>
-            <w:tcW w:type="dxa" w:w="976"/>
+            <w:tcW w:type="dxa" w:w="737"/>
           </w:tcPr>
           <w:tcPr/>
           <w:p>
@@ -30647,13 +30684,29 @@
         </w:tc>
         <w:tc>
           <w:tcPr>
-            <w:tcW w:type="dxa" w:w="4500"/>
+            <w:tcW w:type="dxa" w:w="2449"/>
           </w:tcPr>
           <w:tcPr/>
           <w:p>
             <w:pPr>
               <w:pStyle w:val="Compact"/>
-              <w:jc w:val="left"/>
+            </w:pPr>
+            <w:r>
+              <w:rPr>
+                <w:rFonts w:ascii="Times New Roman" w:hAnsi="Times New Roman" w:cs="Times New Roman" w:eastAsia="SimSun"/>
+              </w:rPr>
+              <w:t xml:space="preserve">高锰酸钾法测定COD</w:t>
+            </w:r>
+          </w:p>
+        </w:tc>
+        <w:tc>
+          <w:tcPr>
+            <w:tcW w:type="dxa" w:w="3061"/>
+          </w:tcPr>
+          <w:tcPr/>
+          <w:p>
+            <w:pPr>
+              <w:pStyle w:val="Compact"/>
             </w:pPr>
             <w:r>
               <w:rPr>
@@ -30665,55 +30718,7 @@
         </w:tc>
         <w:tc>
           <w:tcPr>
-            <w:tcW w:type="dxa" w:w="1963"/>
-          </w:tcPr>
-          <w:tcPr/>
-          <w:p>
-            <w:pPr>
-              <w:pStyle w:val="Compact"/>
-              <w:jc w:val="left"/>
-            </w:pPr>
-            <w:r>
-              <w:t xml:space="preserve">2016 </w:t>
-            </w:r>
-            <w:r>
-              <w:rPr>
-                <w:rFonts w:ascii="Times New Roman" w:hAnsi="Times New Roman" w:cs="Times New Roman" w:eastAsia="SimSun"/>
-              </w:rPr>
-              <w:t xml:space="preserve">BST7押题一</w:t>
-            </w:r>
-            <w:r>
-              <w:t xml:space="preserve"> </w:t>
-            </w:r>
-            <w:r>
-              <w:rPr>
-                <w:rFonts w:ascii="Times New Roman" w:hAnsi="Times New Roman" w:cs="Times New Roman" w:eastAsia="SimSun"/>
-              </w:rPr>
-              <w:t xml:space="preserve">第4题</w:t>
-            </w:r>
-          </w:p>
-        </w:tc>
-        <w:tc>
-          <w:tcPr>
-            <w:tcW w:type="dxa" w:w="1181"/>
-          </w:tcPr>
-          <w:tcPr/>
-          <w:p>
-            <w:pPr>
-              <w:pStyle w:val="Compact"/>
-              <w:jc w:val="left"/>
-            </w:pPr>
-            <w:r>
-              <w:rPr>
-                <w:rFonts w:ascii="Times New Roman" w:hAnsi="Times New Roman" w:cs="Times New Roman" w:eastAsia="SimSun"/>
-              </w:rPr>
-              <w:t xml:space="preserve">元素与分析</w:t>
-            </w:r>
-          </w:p>
-        </w:tc>
-        <w:tc>
-          <w:tcPr>
-            <w:tcW w:type="dxa" w:w="600"/>
+            <w:tcW w:type="dxa" w:w="897"/>
           </w:tcPr>
           <w:tcPr/>
           <w:p>
@@ -30722,13 +30727,49 @@
               <w:jc w:val="center"/>
             </w:pPr>
             <w:r>
-              <w:t xml:space="preserve">4</w:t>
+              <w:rPr>
+                <w:rFonts w:ascii="Times New Roman" w:hAnsi="Times New Roman" w:cs="Times New Roman" w:eastAsia="SimSun"/>
+              </w:rPr>
+              <w:t xml:space="preserve">北斗学友</w:t>
             </w:r>
           </w:p>
         </w:tc>
         <w:tc>
           <w:tcPr>
-            <w:tcW w:type="dxa" w:w="532"/>
+            <w:tcW w:type="dxa" w:w="964"/>
+          </w:tcPr>
+          <w:tcPr/>
+          <w:p>
+            <w:pPr>
+              <w:pStyle w:val="Compact"/>
+              <w:jc w:val="center"/>
+            </w:pPr>
+            <w:r>
+              <w:rPr>
+                <w:rFonts w:ascii="Times New Roman" w:hAnsi="Times New Roman" w:cs="Times New Roman" w:eastAsia="SimSun"/>
+              </w:rPr>
+              <w:t xml:space="preserve">元素与分析</w:t>
+            </w:r>
+          </w:p>
+        </w:tc>
+        <w:tc>
+          <w:tcPr>
+            <w:tcW w:type="dxa" w:w="992"/>
+          </w:tcPr>
+          <w:tcPr/>
+          <w:p>
+            <w:pPr>
+              <w:pStyle w:val="Compact"/>
+              <w:jc w:val="center"/>
+            </w:pPr>
+            <w:r>
+              <w:t xml:space="preserve">⭐⭐⭐⭐</w:t>
+            </w:r>
+          </w:p>
+        </w:tc>
+        <w:tc>
+          <w:tcPr>
+            <w:tcW w:type="dxa" w:w="652"/>
           </w:tcPr>
           <w:tcPr/>
           <w:p>
@@ -30745,7 +30786,7 @@
       <w:tr>
         <w:tc>
           <w:tcPr>
-            <w:tcW w:type="dxa" w:w="976"/>
+            <w:tcW w:type="dxa" w:w="737"/>
           </w:tcPr>
           <w:tcPr/>
           <w:p>
@@ -30760,13 +30801,29 @@
         </w:tc>
         <w:tc>
           <w:tcPr>
-            <w:tcW w:type="dxa" w:w="4500"/>
+            <w:tcW w:type="dxa" w:w="2449"/>
           </w:tcPr>
           <w:tcPr/>
           <w:p>
             <w:pPr>
               <w:pStyle w:val="Compact"/>
-              <w:jc w:val="left"/>
+            </w:pPr>
+            <w:r>
+              <w:rPr>
+                <w:rFonts w:ascii="Times New Roman" w:hAnsi="Times New Roman" w:cs="Times New Roman" w:eastAsia="SimSun"/>
+              </w:rPr>
+              <w:t xml:space="preserve">铅电极电位滴定测硫</w:t>
+            </w:r>
+          </w:p>
+        </w:tc>
+        <w:tc>
+          <w:tcPr>
+            <w:tcW w:type="dxa" w:w="3061"/>
+          </w:tcPr>
+          <w:tcPr/>
+          <w:p>
+            <w:pPr>
+              <w:pStyle w:val="Compact"/>
             </w:pPr>
             <w:r>
               <w:rPr>
@@ -30778,55 +30835,7 @@
         </w:tc>
         <w:tc>
           <w:tcPr>
-            <w:tcW w:type="dxa" w:w="1963"/>
-          </w:tcPr>
-          <w:tcPr/>
-          <w:p>
-            <w:pPr>
-              <w:pStyle w:val="Compact"/>
-              <w:jc w:val="left"/>
-            </w:pPr>
-            <w:r>
-              <w:t xml:space="preserve">2017 </w:t>
-            </w:r>
-            <w:r>
-              <w:rPr>
-                <w:rFonts w:ascii="Times New Roman" w:hAnsi="Times New Roman" w:cs="Times New Roman" w:eastAsia="SimSun"/>
-              </w:rPr>
-              <w:t xml:space="preserve">BAT3一模</w:t>
-            </w:r>
-            <w:r>
-              <w:t xml:space="preserve"> </w:t>
-            </w:r>
-            <w:r>
-              <w:rPr>
-                <w:rFonts w:ascii="Times New Roman" w:hAnsi="Times New Roman" w:cs="Times New Roman" w:eastAsia="SimSun"/>
-              </w:rPr>
-              <w:t xml:space="preserve">第6题</w:t>
-            </w:r>
-          </w:p>
-        </w:tc>
-        <w:tc>
-          <w:tcPr>
-            <w:tcW w:type="dxa" w:w="1181"/>
-          </w:tcPr>
-          <w:tcPr/>
-          <w:p>
-            <w:pPr>
-              <w:pStyle w:val="Compact"/>
-              <w:jc w:val="left"/>
-            </w:pPr>
-            <w:r>
-              <w:rPr>
-                <w:rFonts w:ascii="Times New Roman" w:hAnsi="Times New Roman" w:cs="Times New Roman" w:eastAsia="SimSun"/>
-              </w:rPr>
-              <w:t xml:space="preserve">元素与分析</w:t>
-            </w:r>
-          </w:p>
-        </w:tc>
-        <w:tc>
-          <w:tcPr>
-            <w:tcW w:type="dxa" w:w="600"/>
+            <w:tcW w:type="dxa" w:w="897"/>
           </w:tcPr>
           <w:tcPr/>
           <w:p>
@@ -30835,13 +30844,49 @@
               <w:jc w:val="center"/>
             </w:pPr>
             <w:r>
-              <w:t xml:space="preserve">5</w:t>
+              <w:rPr>
+                <w:rFonts w:ascii="Times New Roman" w:hAnsi="Times New Roman" w:cs="Times New Roman" w:eastAsia="SimSun"/>
+              </w:rPr>
+              <w:t xml:space="preserve">北斗学友</w:t>
             </w:r>
           </w:p>
         </w:tc>
         <w:tc>
           <w:tcPr>
-            <w:tcW w:type="dxa" w:w="532"/>
+            <w:tcW w:type="dxa" w:w="964"/>
+          </w:tcPr>
+          <w:tcPr/>
+          <w:p>
+            <w:pPr>
+              <w:pStyle w:val="Compact"/>
+              <w:jc w:val="center"/>
+            </w:pPr>
+            <w:r>
+              <w:rPr>
+                <w:rFonts w:ascii="Times New Roman" w:hAnsi="Times New Roman" w:cs="Times New Roman" w:eastAsia="SimSun"/>
+              </w:rPr>
+              <w:t xml:space="preserve">元素与分析</w:t>
+            </w:r>
+          </w:p>
+        </w:tc>
+        <w:tc>
+          <w:tcPr>
+            <w:tcW w:type="dxa" w:w="992"/>
+          </w:tcPr>
+          <w:tcPr/>
+          <w:p>
+            <w:pPr>
+              <w:pStyle w:val="Compact"/>
+              <w:jc w:val="center"/>
+            </w:pPr>
+            <w:r>
+              <w:t xml:space="preserve">⭐⭐⭐⭐⭐</w:t>
+            </w:r>
+          </w:p>
+        </w:tc>
+        <w:tc>
+          <w:tcPr>
+            <w:tcW w:type="dxa" w:w="652"/>
           </w:tcPr>
           <w:tcPr/>
           <w:p>
@@ -30858,7 +30903,7 @@
       <w:tr>
         <w:tc>
           <w:tcPr>
-            <w:tcW w:type="dxa" w:w="976"/>
+            <w:tcW w:type="dxa" w:w="737"/>
           </w:tcPr>
           <w:tcPr/>
           <w:p>
@@ -30873,13 +30918,29 @@
         </w:tc>
         <w:tc>
           <w:tcPr>
-            <w:tcW w:type="dxa" w:w="4500"/>
+            <w:tcW w:type="dxa" w:w="2449"/>
           </w:tcPr>
           <w:tcPr/>
           <w:p>
             <w:pPr>
               <w:pStyle w:val="Compact"/>
-              <w:jc w:val="left"/>
+            </w:pPr>
+            <w:r>
+              <w:rPr>
+                <w:rFonts w:ascii="Times New Roman" w:hAnsi="Times New Roman" w:cs="Times New Roman" w:eastAsia="SimSun"/>
+              </w:rPr>
+              <w:t xml:space="preserve">亚硝酸镍钡晶胞</w:t>
+            </w:r>
+          </w:p>
+        </w:tc>
+        <w:tc>
+          <w:tcPr>
+            <w:tcW w:type="dxa" w:w="3061"/>
+          </w:tcPr>
+          <w:tcPr/>
+          <w:p>
+            <w:pPr>
+              <w:pStyle w:val="Compact"/>
             </w:pPr>
             <w:r>
               <w:rPr>
@@ -30891,55 +30952,7 @@
         </w:tc>
         <w:tc>
           <w:tcPr>
-            <w:tcW w:type="dxa" w:w="1963"/>
-          </w:tcPr>
-          <w:tcPr/>
-          <w:p>
-            <w:pPr>
-              <w:pStyle w:val="Compact"/>
-              <w:jc w:val="left"/>
-            </w:pPr>
-            <w:r>
-              <w:t xml:space="preserve">2018 </w:t>
-            </w:r>
-            <w:r>
-              <w:rPr>
-                <w:rFonts w:ascii="Times New Roman" w:hAnsi="Times New Roman" w:cs="Times New Roman" w:eastAsia="SimSun"/>
-              </w:rPr>
-              <w:t xml:space="preserve">BAT4二模</w:t>
-            </w:r>
-            <w:r>
-              <w:t xml:space="preserve"> </w:t>
-            </w:r>
-            <w:r>
-              <w:rPr>
-                <w:rFonts w:ascii="Times New Roman" w:hAnsi="Times New Roman" w:cs="Times New Roman" w:eastAsia="SimSun"/>
-              </w:rPr>
-              <w:t xml:space="preserve">第6题</w:t>
-            </w:r>
-          </w:p>
-        </w:tc>
-        <w:tc>
-          <w:tcPr>
-            <w:tcW w:type="dxa" w:w="1181"/>
-          </w:tcPr>
-          <w:tcPr/>
-          <w:p>
-            <w:pPr>
-              <w:pStyle w:val="Compact"/>
-              <w:jc w:val="left"/>
-            </w:pPr>
-            <w:r>
-              <w:rPr>
-                <w:rFonts w:ascii="Times New Roman" w:hAnsi="Times New Roman" w:cs="Times New Roman" w:eastAsia="SimSun"/>
-              </w:rPr>
-              <w:t xml:space="preserve">结构化学</w:t>
-            </w:r>
-          </w:p>
-        </w:tc>
-        <w:tc>
-          <w:tcPr>
-            <w:tcW w:type="dxa" w:w="600"/>
+            <w:tcW w:type="dxa" w:w="897"/>
           </w:tcPr>
           <w:tcPr/>
           <w:p>
@@ -30948,13 +30961,49 @@
               <w:jc w:val="center"/>
             </w:pPr>
             <w:r>
-              <w:t xml:space="preserve">5</w:t>
+              <w:rPr>
+                <w:rFonts w:ascii="Times New Roman" w:hAnsi="Times New Roman" w:cs="Times New Roman" w:eastAsia="SimSun"/>
+              </w:rPr>
+              <w:t xml:space="preserve">北斗学友</w:t>
             </w:r>
           </w:p>
         </w:tc>
         <w:tc>
           <w:tcPr>
-            <w:tcW w:type="dxa" w:w="532"/>
+            <w:tcW w:type="dxa" w:w="964"/>
+          </w:tcPr>
+          <w:tcPr/>
+          <w:p>
+            <w:pPr>
+              <w:pStyle w:val="Compact"/>
+              <w:jc w:val="center"/>
+            </w:pPr>
+            <w:r>
+              <w:rPr>
+                <w:rFonts w:ascii="Times New Roman" w:hAnsi="Times New Roman" w:cs="Times New Roman" w:eastAsia="SimSun"/>
+              </w:rPr>
+              <w:t xml:space="preserve">结构化学</w:t>
+            </w:r>
+          </w:p>
+        </w:tc>
+        <w:tc>
+          <w:tcPr>
+            <w:tcW w:type="dxa" w:w="992"/>
+          </w:tcPr>
+          <w:tcPr/>
+          <w:p>
+            <w:pPr>
+              <w:pStyle w:val="Compact"/>
+              <w:jc w:val="center"/>
+            </w:pPr>
+            <w:r>
+              <w:t xml:space="preserve">⭐⭐⭐⭐⭐</w:t>
+            </w:r>
+          </w:p>
+        </w:tc>
+        <w:tc>
+          <w:tcPr>
+            <w:tcW w:type="dxa" w:w="652"/>
           </w:tcPr>
           <w:tcPr/>
           <w:p>
@@ -30971,7 +31020,7 @@
       <w:tr>
         <w:tc>
           <w:tcPr>
-            <w:tcW w:type="dxa" w:w="976"/>
+            <w:tcW w:type="dxa" w:w="737"/>
           </w:tcPr>
           <w:tcPr/>
           <w:p>
@@ -30986,13 +31035,29 @@
         </w:tc>
         <w:tc>
           <w:tcPr>
-            <w:tcW w:type="dxa" w:w="4500"/>
+            <w:tcW w:type="dxa" w:w="2449"/>
           </w:tcPr>
           <w:tcPr/>
           <w:p>
             <w:pPr>
               <w:pStyle w:val="Compact"/>
-              <w:jc w:val="left"/>
+            </w:pPr>
+            <w:r>
+              <w:rPr>
+                <w:rFonts w:ascii="Times New Roman" w:hAnsi="Times New Roman" w:cs="Times New Roman" w:eastAsia="SimSun"/>
+              </w:rPr>
+              <w:t xml:space="preserve">铁的两种晶型密度</w:t>
+            </w:r>
+          </w:p>
+        </w:tc>
+        <w:tc>
+          <w:tcPr>
+            <w:tcW w:type="dxa" w:w="3061"/>
+          </w:tcPr>
+          <w:tcPr/>
+          <w:p>
+            <w:pPr>
+              <w:pStyle w:val="Compact"/>
             </w:pPr>
             <w:r>
               <w:rPr>
@@ -31004,55 +31069,7 @@
         </w:tc>
         <w:tc>
           <w:tcPr>
-            <w:tcW w:type="dxa" w:w="1963"/>
-          </w:tcPr>
-          <w:tcPr/>
-          <w:p>
-            <w:pPr>
-              <w:pStyle w:val="Compact"/>
-              <w:jc w:val="left"/>
-            </w:pPr>
-            <w:r>
-              <w:t xml:space="preserve">2018 </w:t>
-            </w:r>
-            <w:r>
-              <w:rPr>
-                <w:rFonts w:ascii="Times New Roman" w:hAnsi="Times New Roman" w:cs="Times New Roman" w:eastAsia="SimSun"/>
-              </w:rPr>
-              <w:t xml:space="preserve">BST7押题二</w:t>
-            </w:r>
-            <w:r>
-              <w:t xml:space="preserve"> </w:t>
-            </w:r>
-            <w:r>
-              <w:rPr>
-                <w:rFonts w:ascii="Times New Roman" w:hAnsi="Times New Roman" w:cs="Times New Roman" w:eastAsia="SimSun"/>
-              </w:rPr>
-              <w:t xml:space="preserve">第5题</w:t>
-            </w:r>
-          </w:p>
-        </w:tc>
-        <w:tc>
-          <w:tcPr>
-            <w:tcW w:type="dxa" w:w="1181"/>
-          </w:tcPr>
-          <w:tcPr/>
-          <w:p>
-            <w:pPr>
-              <w:pStyle w:val="Compact"/>
-              <w:jc w:val="left"/>
-            </w:pPr>
-            <w:r>
-              <w:rPr>
-                <w:rFonts w:ascii="Times New Roman" w:hAnsi="Times New Roman" w:cs="Times New Roman" w:eastAsia="SimSun"/>
-              </w:rPr>
-              <w:t xml:space="preserve">结构化学</w:t>
-            </w:r>
-          </w:p>
-        </w:tc>
-        <w:tc>
-          <w:tcPr>
-            <w:tcW w:type="dxa" w:w="600"/>
+            <w:tcW w:type="dxa" w:w="897"/>
           </w:tcPr>
           <w:tcPr/>
           <w:p>
@@ -31061,13 +31078,49 @@
               <w:jc w:val="center"/>
             </w:pPr>
             <w:r>
-              <w:t xml:space="preserve">4</w:t>
+              <w:rPr>
+                <w:rFonts w:ascii="Times New Roman" w:hAnsi="Times New Roman" w:cs="Times New Roman" w:eastAsia="SimSun"/>
+              </w:rPr>
+              <w:t xml:space="preserve">北斗学友</w:t>
             </w:r>
           </w:p>
         </w:tc>
         <w:tc>
           <w:tcPr>
-            <w:tcW w:type="dxa" w:w="532"/>
+            <w:tcW w:type="dxa" w:w="964"/>
+          </w:tcPr>
+          <w:tcPr/>
+          <w:p>
+            <w:pPr>
+              <w:pStyle w:val="Compact"/>
+              <w:jc w:val="center"/>
+            </w:pPr>
+            <w:r>
+              <w:rPr>
+                <w:rFonts w:ascii="Times New Roman" w:hAnsi="Times New Roman" w:cs="Times New Roman" w:eastAsia="SimSun"/>
+              </w:rPr>
+              <w:t xml:space="preserve">结构化学</w:t>
+            </w:r>
+          </w:p>
+        </w:tc>
+        <w:tc>
+          <w:tcPr>
+            <w:tcW w:type="dxa" w:w="992"/>
+          </w:tcPr>
+          <w:tcPr/>
+          <w:p>
+            <w:pPr>
+              <w:pStyle w:val="Compact"/>
+              <w:jc w:val="center"/>
+            </w:pPr>
+            <w:r>
+              <w:t xml:space="preserve">⭐⭐⭐⭐</w:t>
+            </w:r>
+          </w:p>
+        </w:tc>
+        <w:tc>
+          <w:tcPr>
+            <w:tcW w:type="dxa" w:w="652"/>
           </w:tcPr>
           <w:tcPr/>
           <w:p>
@@ -31084,7 +31137,7 @@
       <w:tr>
         <w:tc>
           <w:tcPr>
-            <w:tcW w:type="dxa" w:w="976"/>
+            <w:tcW w:type="dxa" w:w="737"/>
           </w:tcPr>
           <w:tcPr/>
           <w:p>
@@ -31099,13 +31152,29 @@
         </w:tc>
         <w:tc>
           <w:tcPr>
-            <w:tcW w:type="dxa" w:w="4500"/>
+            <w:tcW w:type="dxa" w:w="2449"/>
           </w:tcPr>
           <w:tcPr/>
           <w:p>
             <w:pPr>
               <w:pStyle w:val="Compact"/>
-              <w:jc w:val="left"/>
+            </w:pPr>
+            <w:r>
+              <w:rPr>
+                <w:rFonts w:ascii="Times New Roman" w:hAnsi="Times New Roman" w:cs="Times New Roman" w:eastAsia="SimSun"/>
+              </w:rPr>
+              <w:t xml:space="preserve">硫氮氧物种与全氮离子</w:t>
+            </w:r>
+          </w:p>
+        </w:tc>
+        <w:tc>
+          <w:tcPr>
+            <w:tcW w:type="dxa" w:w="3061"/>
+          </w:tcPr>
+          <w:tcPr/>
+          <w:p>
+            <w:pPr>
+              <w:pStyle w:val="Compact"/>
             </w:pPr>
             <w:r>
               <w:rPr>
@@ -31117,55 +31186,7 @@
         </w:tc>
         <w:tc>
           <w:tcPr>
-            <w:tcW w:type="dxa" w:w="1963"/>
-          </w:tcPr>
-          <w:tcPr/>
-          <w:p>
-            <w:pPr>
-              <w:pStyle w:val="Compact"/>
-              <w:jc w:val="left"/>
-            </w:pPr>
-            <w:r>
-              <w:t xml:space="preserve">2017 </w:t>
-            </w:r>
-            <w:r>
-              <w:rPr>
-                <w:rFonts w:ascii="Times New Roman" w:hAnsi="Times New Roman" w:cs="Times New Roman" w:eastAsia="SimSun"/>
-              </w:rPr>
-              <w:t xml:space="preserve">BST6冲刺二</w:t>
-            </w:r>
-            <w:r>
-              <w:t xml:space="preserve"> </w:t>
-            </w:r>
-            <w:r>
-              <w:rPr>
-                <w:rFonts w:ascii="Times New Roman" w:hAnsi="Times New Roman" w:cs="Times New Roman" w:eastAsia="SimSun"/>
-              </w:rPr>
-              <w:t xml:space="preserve">第3题</w:t>
-            </w:r>
-          </w:p>
-        </w:tc>
-        <w:tc>
-          <w:tcPr>
-            <w:tcW w:type="dxa" w:w="1181"/>
-          </w:tcPr>
-          <w:tcPr/>
-          <w:p>
-            <w:pPr>
-              <w:pStyle w:val="Compact"/>
-              <w:jc w:val="left"/>
-            </w:pPr>
-            <w:r>
-              <w:rPr>
-                <w:rFonts w:ascii="Times New Roman" w:hAnsi="Times New Roman" w:cs="Times New Roman" w:eastAsia="SimSun"/>
-              </w:rPr>
-              <w:t xml:space="preserve">结构化学</w:t>
-            </w:r>
-          </w:p>
-        </w:tc>
-        <w:tc>
-          <w:tcPr>
-            <w:tcW w:type="dxa" w:w="600"/>
+            <w:tcW w:type="dxa" w:w="897"/>
           </w:tcPr>
           <w:tcPr/>
           <w:p>
@@ -31174,13 +31195,49 @@
               <w:jc w:val="center"/>
             </w:pPr>
             <w:r>
-              <w:t xml:space="preserve">5</w:t>
+              <w:rPr>
+                <w:rFonts w:ascii="Times New Roman" w:hAnsi="Times New Roman" w:cs="Times New Roman" w:eastAsia="SimSun"/>
+              </w:rPr>
+              <w:t xml:space="preserve">北斗学友</w:t>
             </w:r>
           </w:p>
         </w:tc>
         <w:tc>
           <w:tcPr>
-            <w:tcW w:type="dxa" w:w="532"/>
+            <w:tcW w:type="dxa" w:w="964"/>
+          </w:tcPr>
+          <w:tcPr/>
+          <w:p>
+            <w:pPr>
+              <w:pStyle w:val="Compact"/>
+              <w:jc w:val="center"/>
+            </w:pPr>
+            <w:r>
+              <w:rPr>
+                <w:rFonts w:ascii="Times New Roman" w:hAnsi="Times New Roman" w:cs="Times New Roman" w:eastAsia="SimSun"/>
+              </w:rPr>
+              <w:t xml:space="preserve">结构化学</w:t>
+            </w:r>
+          </w:p>
+        </w:tc>
+        <w:tc>
+          <w:tcPr>
+            <w:tcW w:type="dxa" w:w="992"/>
+          </w:tcPr>
+          <w:tcPr/>
+          <w:p>
+            <w:pPr>
+              <w:pStyle w:val="Compact"/>
+              <w:jc w:val="center"/>
+            </w:pPr>
+            <w:r>
+              <w:t xml:space="preserve">⭐⭐⭐⭐⭐</w:t>
+            </w:r>
+          </w:p>
+        </w:tc>
+        <w:tc>
+          <w:tcPr>
+            <w:tcW w:type="dxa" w:w="652"/>
           </w:tcPr>
           <w:tcPr/>
           <w:p>
@@ -31197,7 +31254,7 @@
       <w:tr>
         <w:tc>
           <w:tcPr>
-            <w:tcW w:type="dxa" w:w="976"/>
+            <w:tcW w:type="dxa" w:w="737"/>
           </w:tcPr>
           <w:tcPr/>
           <w:p>
@@ -31212,13 +31269,29 @@
         </w:tc>
         <w:tc>
           <w:tcPr>
-            <w:tcW w:type="dxa" w:w="4500"/>
+            <w:tcW w:type="dxa" w:w="2449"/>
           </w:tcPr>
           <w:tcPr/>
           <w:p>
             <w:pPr>
               <w:pStyle w:val="Compact"/>
-              <w:jc w:val="left"/>
+            </w:pPr>
+            <w:r>
+              <w:rPr>
+                <w:rFonts w:ascii="Times New Roman" w:hAnsi="Times New Roman" w:cs="Times New Roman" w:eastAsia="SimSun"/>
+              </w:rPr>
+              <w:t xml:space="preserve">Zintl相与KGa3晶体结构</w:t>
+            </w:r>
+          </w:p>
+        </w:tc>
+        <w:tc>
+          <w:tcPr>
+            <w:tcW w:type="dxa" w:w="3061"/>
+          </w:tcPr>
+          <w:tcPr/>
+          <w:p>
+            <w:pPr>
+              <w:pStyle w:val="Compact"/>
             </w:pPr>
             <w:r>
               <w:rPr>
@@ -31230,55 +31303,7 @@
         </w:tc>
         <w:tc>
           <w:tcPr>
-            <w:tcW w:type="dxa" w:w="1963"/>
-          </w:tcPr>
-          <w:tcPr/>
-          <w:p>
-            <w:pPr>
-              <w:pStyle w:val="Compact"/>
-              <w:jc w:val="left"/>
-            </w:pPr>
-            <w:r>
-              <w:t xml:space="preserve">2016 </w:t>
-            </w:r>
-            <w:r>
-              <w:rPr>
-                <w:rFonts w:ascii="Times New Roman" w:hAnsi="Times New Roman" w:cs="Times New Roman" w:eastAsia="SimSun"/>
-              </w:rPr>
-              <w:t xml:space="preserve">BAT3一模</w:t>
-            </w:r>
-            <w:r>
-              <w:t xml:space="preserve"> </w:t>
-            </w:r>
-            <w:r>
-              <w:rPr>
-                <w:rFonts w:ascii="Times New Roman" w:hAnsi="Times New Roman" w:cs="Times New Roman" w:eastAsia="SimSun"/>
-              </w:rPr>
-              <w:t xml:space="preserve">第3题</w:t>
-            </w:r>
-          </w:p>
-        </w:tc>
-        <w:tc>
-          <w:tcPr>
-            <w:tcW w:type="dxa" w:w="1181"/>
-          </w:tcPr>
-          <w:tcPr/>
-          <w:p>
-            <w:pPr>
-              <w:pStyle w:val="Compact"/>
-              <w:jc w:val="left"/>
-            </w:pPr>
-            <w:r>
-              <w:rPr>
-                <w:rFonts w:ascii="Times New Roman" w:hAnsi="Times New Roman" w:cs="Times New Roman" w:eastAsia="SimSun"/>
-              </w:rPr>
-              <w:t xml:space="preserve">结构化学</w:t>
-            </w:r>
-          </w:p>
-        </w:tc>
-        <w:tc>
-          <w:tcPr>
-            <w:tcW w:type="dxa" w:w="600"/>
+            <w:tcW w:type="dxa" w:w="897"/>
           </w:tcPr>
           <w:tcPr/>
           <w:p>
@@ -31287,13 +31312,49 @@
               <w:jc w:val="center"/>
             </w:pPr>
             <w:r>
-              <w:t xml:space="preserve">4</w:t>
+              <w:rPr>
+                <w:rFonts w:ascii="Times New Roman" w:hAnsi="Times New Roman" w:cs="Times New Roman" w:eastAsia="SimSun"/>
+              </w:rPr>
+              <w:t xml:space="preserve">北斗学友</w:t>
             </w:r>
           </w:p>
         </w:tc>
         <w:tc>
           <w:tcPr>
-            <w:tcW w:type="dxa" w:w="532"/>
+            <w:tcW w:type="dxa" w:w="964"/>
+          </w:tcPr>
+          <w:tcPr/>
+          <w:p>
+            <w:pPr>
+              <w:pStyle w:val="Compact"/>
+              <w:jc w:val="center"/>
+            </w:pPr>
+            <w:r>
+              <w:rPr>
+                <w:rFonts w:ascii="Times New Roman" w:hAnsi="Times New Roman" w:cs="Times New Roman" w:eastAsia="SimSun"/>
+              </w:rPr>
+              <w:t xml:space="preserve">结构化学</w:t>
+            </w:r>
+          </w:p>
+        </w:tc>
+        <w:tc>
+          <w:tcPr>
+            <w:tcW w:type="dxa" w:w="992"/>
+          </w:tcPr>
+          <w:tcPr/>
+          <w:p>
+            <w:pPr>
+              <w:pStyle w:val="Compact"/>
+              <w:jc w:val="center"/>
+            </w:pPr>
+            <w:r>
+              <w:t xml:space="preserve">⭐⭐⭐⭐</w:t>
+            </w:r>
+          </w:p>
+        </w:tc>
+        <w:tc>
+          <w:tcPr>
+            <w:tcW w:type="dxa" w:w="652"/>
           </w:tcPr>
           <w:tcPr/>
           <w:p>
@@ -31310,7 +31371,7 @@
       <w:tr>
         <w:tc>
           <w:tcPr>
-            <w:tcW w:type="dxa" w:w="976"/>
+            <w:tcW w:type="dxa" w:w="737"/>
           </w:tcPr>
           <w:tcPr/>
           <w:p>
@@ -31325,13 +31386,29 @@
         </w:tc>
         <w:tc>
           <w:tcPr>
-            <w:tcW w:type="dxa" w:w="4500"/>
+            <w:tcW w:type="dxa" w:w="2449"/>
           </w:tcPr>
           <w:tcPr/>
           <w:p>
             <w:pPr>
               <w:pStyle w:val="Compact"/>
-              <w:jc w:val="left"/>
+            </w:pPr>
+            <w:r>
+              <w:rPr>
+                <w:rFonts w:ascii="Times New Roman" w:hAnsi="Times New Roman" w:cs="Times New Roman" w:eastAsia="SimSun"/>
+              </w:rPr>
+              <w:t xml:space="preserve">杂多阴离子结构</w:t>
+            </w:r>
+          </w:p>
+        </w:tc>
+        <w:tc>
+          <w:tcPr>
+            <w:tcW w:type="dxa" w:w="3061"/>
+          </w:tcPr>
+          <w:tcPr/>
+          <w:p>
+            <w:pPr>
+              <w:pStyle w:val="Compact"/>
             </w:pPr>
             <w:r>
               <w:rPr>
@@ -31343,55 +31420,7 @@
         </w:tc>
         <w:tc>
           <w:tcPr>
-            <w:tcW w:type="dxa" w:w="1963"/>
-          </w:tcPr>
-          <w:tcPr/>
-          <w:p>
-            <w:pPr>
-              <w:pStyle w:val="Compact"/>
-              <w:jc w:val="left"/>
-            </w:pPr>
-            <w:r>
-              <w:t xml:space="preserve">2015 </w:t>
-            </w:r>
-            <w:r>
-              <w:rPr>
-                <w:rFonts w:ascii="Times New Roman" w:hAnsi="Times New Roman" w:cs="Times New Roman" w:eastAsia="SimSun"/>
-              </w:rPr>
-              <w:t xml:space="preserve">BST6冲刺一</w:t>
-            </w:r>
-            <w:r>
-              <w:t xml:space="preserve"> </w:t>
-            </w:r>
-            <w:r>
-              <w:rPr>
-                <w:rFonts w:ascii="Times New Roman" w:hAnsi="Times New Roman" w:cs="Times New Roman" w:eastAsia="SimSun"/>
-              </w:rPr>
-              <w:t xml:space="preserve">第5题</w:t>
-            </w:r>
-          </w:p>
-        </w:tc>
-        <w:tc>
-          <w:tcPr>
-            <w:tcW w:type="dxa" w:w="1181"/>
-          </w:tcPr>
-          <w:tcPr/>
-          <w:p>
-            <w:pPr>
-              <w:pStyle w:val="Compact"/>
-              <w:jc w:val="left"/>
-            </w:pPr>
-            <w:r>
-              <w:rPr>
-                <w:rFonts w:ascii="Times New Roman" w:hAnsi="Times New Roman" w:cs="Times New Roman" w:eastAsia="SimSun"/>
-              </w:rPr>
-              <w:t xml:space="preserve">结构化学</w:t>
-            </w:r>
-          </w:p>
-        </w:tc>
-        <w:tc>
-          <w:tcPr>
-            <w:tcW w:type="dxa" w:w="600"/>
+            <w:tcW w:type="dxa" w:w="897"/>
           </w:tcPr>
           <w:tcPr/>
           <w:p>
@@ -31400,13 +31429,49 @@
               <w:jc w:val="center"/>
             </w:pPr>
             <w:r>
-              <w:t xml:space="preserve">4</w:t>
+              <w:rPr>
+                <w:rFonts w:ascii="Times New Roman" w:hAnsi="Times New Roman" w:cs="Times New Roman" w:eastAsia="SimSun"/>
+              </w:rPr>
+              <w:t xml:space="preserve">北斗学友</w:t>
             </w:r>
           </w:p>
         </w:tc>
         <w:tc>
           <w:tcPr>
-            <w:tcW w:type="dxa" w:w="532"/>
+            <w:tcW w:type="dxa" w:w="964"/>
+          </w:tcPr>
+          <w:tcPr/>
+          <w:p>
+            <w:pPr>
+              <w:pStyle w:val="Compact"/>
+              <w:jc w:val="center"/>
+            </w:pPr>
+            <w:r>
+              <w:rPr>
+                <w:rFonts w:ascii="Times New Roman" w:hAnsi="Times New Roman" w:cs="Times New Roman" w:eastAsia="SimSun"/>
+              </w:rPr>
+              <w:t xml:space="preserve">结构化学</w:t>
+            </w:r>
+          </w:p>
+        </w:tc>
+        <w:tc>
+          <w:tcPr>
+            <w:tcW w:type="dxa" w:w="992"/>
+          </w:tcPr>
+          <w:tcPr/>
+          <w:p>
+            <w:pPr>
+              <w:pStyle w:val="Compact"/>
+              <w:jc w:val="center"/>
+            </w:pPr>
+            <w:r>
+              <w:t xml:space="preserve">⭐⭐⭐⭐</w:t>
+            </w:r>
+          </w:p>
+        </w:tc>
+        <w:tc>
+          <w:tcPr>
+            <w:tcW w:type="dxa" w:w="652"/>
           </w:tcPr>
           <w:tcPr/>
           <w:p>
@@ -31423,7 +31488,7 @@
       <w:tr>
         <w:tc>
           <w:tcPr>
-            <w:tcW w:type="dxa" w:w="976"/>
+            <w:tcW w:type="dxa" w:w="737"/>
           </w:tcPr>
           <w:tcPr/>
           <w:p>
@@ -31438,13 +31503,29 @@
         </w:tc>
         <w:tc>
           <w:tcPr>
-            <w:tcW w:type="dxa" w:w="4500"/>
+            <w:tcW w:type="dxa" w:w="2449"/>
           </w:tcPr>
           <w:tcPr/>
           <w:p>
             <w:pPr>
               <w:pStyle w:val="Compact"/>
-              <w:jc w:val="left"/>
+            </w:pPr>
+            <w:r>
+              <w:rPr>
+                <w:rFonts w:ascii="Times New Roman" w:hAnsi="Times New Roman" w:cs="Times New Roman" w:eastAsia="SimSun"/>
+              </w:rPr>
+              <w:t xml:space="preserve">三氧化硫三聚平衡</w:t>
+            </w:r>
+          </w:p>
+        </w:tc>
+        <w:tc>
+          <w:tcPr>
+            <w:tcW w:type="dxa" w:w="3061"/>
+          </w:tcPr>
+          <w:tcPr/>
+          <w:p>
+            <w:pPr>
+              <w:pStyle w:val="Compact"/>
             </w:pPr>
             <w:r>
               <w:rPr>
@@ -31456,55 +31537,7 @@
         </w:tc>
         <w:tc>
           <w:tcPr>
-            <w:tcW w:type="dxa" w:w="1963"/>
-          </w:tcPr>
-          <w:tcPr/>
-          <w:p>
-            <w:pPr>
-              <w:pStyle w:val="Compact"/>
-              <w:jc w:val="left"/>
-            </w:pPr>
-            <w:r>
-              <w:t xml:space="preserve">2019 </w:t>
-            </w:r>
-            <w:r>
-              <w:rPr>
-                <w:rFonts w:ascii="Times New Roman" w:hAnsi="Times New Roman" w:cs="Times New Roman" w:eastAsia="SimSun"/>
-              </w:rPr>
-              <w:t xml:space="preserve">BST6冲刺二</w:t>
-            </w:r>
-            <w:r>
-              <w:t xml:space="preserve"> </w:t>
-            </w:r>
-            <w:r>
-              <w:rPr>
-                <w:rFonts w:ascii="Times New Roman" w:hAnsi="Times New Roman" w:cs="Times New Roman" w:eastAsia="SimSun"/>
-              </w:rPr>
-              <w:t xml:space="preserve">第3题</w:t>
-            </w:r>
-          </w:p>
-        </w:tc>
-        <w:tc>
-          <w:tcPr>
-            <w:tcW w:type="dxa" w:w="1181"/>
-          </w:tcPr>
-          <w:tcPr/>
-          <w:p>
-            <w:pPr>
-              <w:pStyle w:val="Compact"/>
-              <w:jc w:val="left"/>
-            </w:pPr>
-            <w:r>
-              <w:rPr>
-                <w:rFonts w:ascii="Times New Roman" w:hAnsi="Times New Roman" w:cs="Times New Roman" w:eastAsia="SimSun"/>
-              </w:rPr>
-              <w:t xml:space="preserve">化学原理</w:t>
-            </w:r>
-          </w:p>
-        </w:tc>
-        <w:tc>
-          <w:tcPr>
-            <w:tcW w:type="dxa" w:w="600"/>
+            <w:tcW w:type="dxa" w:w="897"/>
           </w:tcPr>
           <w:tcPr/>
           <w:p>
@@ -31513,13 +31546,49 @@
               <w:jc w:val="center"/>
             </w:pPr>
             <w:r>
-              <w:t xml:space="preserve">5</w:t>
+              <w:rPr>
+                <w:rFonts w:ascii="Times New Roman" w:hAnsi="Times New Roman" w:cs="Times New Roman" w:eastAsia="SimSun"/>
+              </w:rPr>
+              <w:t xml:space="preserve">北斗学友</w:t>
             </w:r>
           </w:p>
         </w:tc>
         <w:tc>
           <w:tcPr>
-            <w:tcW w:type="dxa" w:w="532"/>
+            <w:tcW w:type="dxa" w:w="964"/>
+          </w:tcPr>
+          <w:tcPr/>
+          <w:p>
+            <w:pPr>
+              <w:pStyle w:val="Compact"/>
+              <w:jc w:val="center"/>
+            </w:pPr>
+            <w:r>
+              <w:rPr>
+                <w:rFonts w:ascii="Times New Roman" w:hAnsi="Times New Roman" w:cs="Times New Roman" w:eastAsia="SimSun"/>
+              </w:rPr>
+              <w:t xml:space="preserve">化学原理</w:t>
+            </w:r>
+          </w:p>
+        </w:tc>
+        <w:tc>
+          <w:tcPr>
+            <w:tcW w:type="dxa" w:w="992"/>
+          </w:tcPr>
+          <w:tcPr/>
+          <w:p>
+            <w:pPr>
+              <w:pStyle w:val="Compact"/>
+              <w:jc w:val="center"/>
+            </w:pPr>
+            <w:r>
+              <w:t xml:space="preserve">⭐⭐⭐⭐⭐</w:t>
+            </w:r>
+          </w:p>
+        </w:tc>
+        <w:tc>
+          <w:tcPr>
+            <w:tcW w:type="dxa" w:w="652"/>
           </w:tcPr>
           <w:tcPr/>
           <w:p>
@@ -31536,7 +31605,7 @@
       <w:tr>
         <w:tc>
           <w:tcPr>
-            <w:tcW w:type="dxa" w:w="976"/>
+            <w:tcW w:type="dxa" w:w="737"/>
           </w:tcPr>
           <w:tcPr/>
           <w:p>
@@ -31551,13 +31620,29 @@
         </w:tc>
         <w:tc>
           <w:tcPr>
-            <w:tcW w:type="dxa" w:w="4500"/>
+            <w:tcW w:type="dxa" w:w="2449"/>
           </w:tcPr>
           <w:tcPr/>
           <w:p>
             <w:pPr>
               <w:pStyle w:val="Compact"/>
-              <w:jc w:val="left"/>
+            </w:pPr>
+            <w:r>
+              <w:rPr>
+                <w:rFonts w:ascii="Times New Roman" w:hAnsi="Times New Roman" w:cs="Times New Roman" w:eastAsia="SimSun"/>
+              </w:rPr>
+              <w:t xml:space="preserve">碱性锌锰电池</w:t>
+            </w:r>
+          </w:p>
+        </w:tc>
+        <w:tc>
+          <w:tcPr>
+            <w:tcW w:type="dxa" w:w="3061"/>
+          </w:tcPr>
+          <w:tcPr/>
+          <w:p>
+            <w:pPr>
+              <w:pStyle w:val="Compact"/>
             </w:pPr>
             <w:r>
               <w:rPr>
@@ -31569,55 +31654,7 @@
         </w:tc>
         <w:tc>
           <w:tcPr>
-            <w:tcW w:type="dxa" w:w="1963"/>
-          </w:tcPr>
-          <w:tcPr/>
-          <w:p>
-            <w:pPr>
-              <w:pStyle w:val="Compact"/>
-              <w:jc w:val="left"/>
-            </w:pPr>
-            <w:r>
-              <w:t xml:space="preserve">2018 </w:t>
-            </w:r>
-            <w:r>
-              <w:rPr>
-                <w:rFonts w:ascii="Times New Roman" w:hAnsi="Times New Roman" w:cs="Times New Roman" w:eastAsia="SimSun"/>
-              </w:rPr>
-              <w:t xml:space="preserve">BST4强化二</w:t>
-            </w:r>
-            <w:r>
-              <w:t xml:space="preserve"> </w:t>
-            </w:r>
-            <w:r>
-              <w:rPr>
-                <w:rFonts w:ascii="Times New Roman" w:hAnsi="Times New Roman" w:cs="Times New Roman" w:eastAsia="SimSun"/>
-              </w:rPr>
-              <w:t xml:space="preserve">第4题</w:t>
-            </w:r>
-          </w:p>
-        </w:tc>
-        <w:tc>
-          <w:tcPr>
-            <w:tcW w:type="dxa" w:w="1181"/>
-          </w:tcPr>
-          <w:tcPr/>
-          <w:p>
-            <w:pPr>
-              <w:pStyle w:val="Compact"/>
-              <w:jc w:val="left"/>
-            </w:pPr>
-            <w:r>
-              <w:rPr>
-                <w:rFonts w:ascii="Times New Roman" w:hAnsi="Times New Roman" w:cs="Times New Roman" w:eastAsia="SimSun"/>
-              </w:rPr>
-              <w:t xml:space="preserve">化学原理</w:t>
-            </w:r>
-          </w:p>
-        </w:tc>
-        <w:tc>
-          <w:tcPr>
-            <w:tcW w:type="dxa" w:w="600"/>
+            <w:tcW w:type="dxa" w:w="897"/>
           </w:tcPr>
           <w:tcPr/>
           <w:p>
@@ -31626,13 +31663,49 @@
               <w:jc w:val="center"/>
             </w:pPr>
             <w:r>
-              <w:t xml:space="preserve">4</w:t>
+              <w:rPr>
+                <w:rFonts w:ascii="Times New Roman" w:hAnsi="Times New Roman" w:cs="Times New Roman" w:eastAsia="SimSun"/>
+              </w:rPr>
+              <w:t xml:space="preserve">北斗学友</w:t>
             </w:r>
           </w:p>
         </w:tc>
         <w:tc>
           <w:tcPr>
-            <w:tcW w:type="dxa" w:w="532"/>
+            <w:tcW w:type="dxa" w:w="964"/>
+          </w:tcPr>
+          <w:tcPr/>
+          <w:p>
+            <w:pPr>
+              <w:pStyle w:val="Compact"/>
+              <w:jc w:val="center"/>
+            </w:pPr>
+            <w:r>
+              <w:rPr>
+                <w:rFonts w:ascii="Times New Roman" w:hAnsi="Times New Roman" w:cs="Times New Roman" w:eastAsia="SimSun"/>
+              </w:rPr>
+              <w:t xml:space="preserve">化学原理</w:t>
+            </w:r>
+          </w:p>
+        </w:tc>
+        <w:tc>
+          <w:tcPr>
+            <w:tcW w:type="dxa" w:w="992"/>
+          </w:tcPr>
+          <w:tcPr/>
+          <w:p>
+            <w:pPr>
+              <w:pStyle w:val="Compact"/>
+              <w:jc w:val="center"/>
+            </w:pPr>
+            <w:r>
+              <w:t xml:space="preserve">⭐⭐⭐⭐</w:t>
+            </w:r>
+          </w:p>
+        </w:tc>
+        <w:tc>
+          <w:tcPr>
+            <w:tcW w:type="dxa" w:w="652"/>
           </w:tcPr>
           <w:tcPr/>
           <w:p>
@@ -31649,7 +31722,7 @@
       <w:tr>
         <w:tc>
           <w:tcPr>
-            <w:tcW w:type="dxa" w:w="976"/>
+            <w:tcW w:type="dxa" w:w="737"/>
           </w:tcPr>
           <w:tcPr/>
           <w:p>
@@ -31664,13 +31737,29 @@
         </w:tc>
         <w:tc>
           <w:tcPr>
-            <w:tcW w:type="dxa" w:w="4500"/>
+            <w:tcW w:type="dxa" w:w="2449"/>
           </w:tcPr>
           <w:tcPr/>
           <w:p>
             <w:pPr>
               <w:pStyle w:val="Compact"/>
-              <w:jc w:val="left"/>
+            </w:pPr>
+            <w:r>
+              <w:rPr>
+                <w:rFonts w:ascii="Times New Roman" w:hAnsi="Times New Roman" w:cs="Times New Roman" w:eastAsia="SimSun"/>
+              </w:rPr>
+              <w:t xml:space="preserve">pH图综合</w:t>
+            </w:r>
+          </w:p>
+        </w:tc>
+        <w:tc>
+          <w:tcPr>
+            <w:tcW w:type="dxa" w:w="3061"/>
+          </w:tcPr>
+          <w:tcPr/>
+          <w:p>
+            <w:pPr>
+              <w:pStyle w:val="Compact"/>
             </w:pPr>
             <w:r>
               <w:rPr>
@@ -31682,55 +31771,7 @@
         </w:tc>
         <w:tc>
           <w:tcPr>
-            <w:tcW w:type="dxa" w:w="1963"/>
-          </w:tcPr>
-          <w:tcPr/>
-          <w:p>
-            <w:pPr>
-              <w:pStyle w:val="Compact"/>
-              <w:jc w:val="left"/>
-            </w:pPr>
-            <w:r>
-              <w:t xml:space="preserve">2017 </w:t>
-            </w:r>
-            <w:r>
-              <w:rPr>
-                <w:rFonts w:ascii="Times New Roman" w:hAnsi="Times New Roman" w:cs="Times New Roman" w:eastAsia="SimSun"/>
-              </w:rPr>
-              <w:t xml:space="preserve">BST6冲刺一</w:t>
-            </w:r>
-            <w:r>
-              <w:t xml:space="preserve"> </w:t>
-            </w:r>
-            <w:r>
-              <w:rPr>
-                <w:rFonts w:ascii="Times New Roman" w:hAnsi="Times New Roman" w:cs="Times New Roman" w:eastAsia="SimSun"/>
-              </w:rPr>
-              <w:t xml:space="preserve">第7题</w:t>
-            </w:r>
-          </w:p>
-        </w:tc>
-        <w:tc>
-          <w:tcPr>
-            <w:tcW w:type="dxa" w:w="1181"/>
-          </w:tcPr>
-          <w:tcPr/>
-          <w:p>
-            <w:pPr>
-              <w:pStyle w:val="Compact"/>
-              <w:jc w:val="left"/>
-            </w:pPr>
-            <w:r>
-              <w:rPr>
-                <w:rFonts w:ascii="Times New Roman" w:hAnsi="Times New Roman" w:cs="Times New Roman" w:eastAsia="SimSun"/>
-              </w:rPr>
-              <w:t xml:space="preserve">化学原理</w:t>
-            </w:r>
-          </w:p>
-        </w:tc>
-        <w:tc>
-          <w:tcPr>
-            <w:tcW w:type="dxa" w:w="600"/>
+            <w:tcW w:type="dxa" w:w="897"/>
           </w:tcPr>
           <w:tcPr/>
           <w:p>
@@ -31739,13 +31780,49 @@
               <w:jc w:val="center"/>
             </w:pPr>
             <w:r>
-              <w:t xml:space="preserve">5</w:t>
+              <w:rPr>
+                <w:rFonts w:ascii="Times New Roman" w:hAnsi="Times New Roman" w:cs="Times New Roman" w:eastAsia="SimSun"/>
+              </w:rPr>
+              <w:t xml:space="preserve">北斗学友</w:t>
             </w:r>
           </w:p>
         </w:tc>
         <w:tc>
           <w:tcPr>
-            <w:tcW w:type="dxa" w:w="532"/>
+            <w:tcW w:type="dxa" w:w="964"/>
+          </w:tcPr>
+          <w:tcPr/>
+          <w:p>
+            <w:pPr>
+              <w:pStyle w:val="Compact"/>
+              <w:jc w:val="center"/>
+            </w:pPr>
+            <w:r>
+              <w:rPr>
+                <w:rFonts w:ascii="Times New Roman" w:hAnsi="Times New Roman" w:cs="Times New Roman" w:eastAsia="SimSun"/>
+              </w:rPr>
+              <w:t xml:space="preserve">化学原理</w:t>
+            </w:r>
+          </w:p>
+        </w:tc>
+        <w:tc>
+          <w:tcPr>
+            <w:tcW w:type="dxa" w:w="992"/>
+          </w:tcPr>
+          <w:tcPr/>
+          <w:p>
+            <w:pPr>
+              <w:pStyle w:val="Compact"/>
+              <w:jc w:val="center"/>
+            </w:pPr>
+            <w:r>
+              <w:t xml:space="preserve">⭐⭐⭐⭐⭐</w:t>
+            </w:r>
+          </w:p>
+        </w:tc>
+        <w:tc>
+          <w:tcPr>
+            <w:tcW w:type="dxa" w:w="652"/>
           </w:tcPr>
           <w:tcPr/>
           <w:p>
@@ -31762,7 +31839,7 @@
       <w:tr>
         <w:tc>
           <w:tcPr>
-            <w:tcW w:type="dxa" w:w="976"/>
+            <w:tcW w:type="dxa" w:w="737"/>
           </w:tcPr>
           <w:tcPr/>
           <w:p>
@@ -31777,13 +31854,29 @@
         </w:tc>
         <w:tc>
           <w:tcPr>
-            <w:tcW w:type="dxa" w:w="4500"/>
+            <w:tcW w:type="dxa" w:w="2449"/>
           </w:tcPr>
           <w:tcPr/>
           <w:p>
             <w:pPr>
               <w:pStyle w:val="Compact"/>
-              <w:jc w:val="left"/>
+            </w:pPr>
+            <w:r>
+              <w:rPr>
+                <w:rFonts w:ascii="Times New Roman" w:hAnsi="Times New Roman" w:cs="Times New Roman" w:eastAsia="SimSun"/>
+              </w:rPr>
+              <w:t xml:space="preserve">平行反应温度选择</w:t>
+            </w:r>
+          </w:p>
+        </w:tc>
+        <w:tc>
+          <w:tcPr>
+            <w:tcW w:type="dxa" w:w="3061"/>
+          </w:tcPr>
+          <w:tcPr/>
+          <w:p>
+            <w:pPr>
+              <w:pStyle w:val="Compact"/>
             </w:pPr>
             <w:r>
               <w:rPr>
@@ -31795,55 +31888,7 @@
         </w:tc>
         <w:tc>
           <w:tcPr>
-            <w:tcW w:type="dxa" w:w="1963"/>
-          </w:tcPr>
-          <w:tcPr/>
-          <w:p>
-            <w:pPr>
-              <w:pStyle w:val="Compact"/>
-              <w:jc w:val="left"/>
-            </w:pPr>
-            <w:r>
-              <w:t xml:space="preserve">2015 </w:t>
-            </w:r>
-            <w:r>
-              <w:rPr>
-                <w:rFonts w:ascii="Times New Roman" w:hAnsi="Times New Roman" w:cs="Times New Roman" w:eastAsia="SimSun"/>
-              </w:rPr>
-              <w:t xml:space="preserve">BST7押题二</w:t>
-            </w:r>
-            <w:r>
-              <w:t xml:space="preserve"> </w:t>
-            </w:r>
-            <w:r>
-              <w:rPr>
-                <w:rFonts w:ascii="Times New Roman" w:hAnsi="Times New Roman" w:cs="Times New Roman" w:eastAsia="SimSun"/>
-              </w:rPr>
-              <w:t xml:space="preserve">第7题</w:t>
-            </w:r>
-          </w:p>
-        </w:tc>
-        <w:tc>
-          <w:tcPr>
-            <w:tcW w:type="dxa" w:w="1181"/>
-          </w:tcPr>
-          <w:tcPr/>
-          <w:p>
-            <w:pPr>
-              <w:pStyle w:val="Compact"/>
-              <w:jc w:val="left"/>
-            </w:pPr>
-            <w:r>
-              <w:rPr>
-                <w:rFonts w:ascii="Times New Roman" w:hAnsi="Times New Roman" w:cs="Times New Roman" w:eastAsia="SimSun"/>
-              </w:rPr>
-              <w:t xml:space="preserve">化学原理</w:t>
-            </w:r>
-          </w:p>
-        </w:tc>
-        <w:tc>
-          <w:tcPr>
-            <w:tcW w:type="dxa" w:w="600"/>
+            <w:tcW w:type="dxa" w:w="897"/>
           </w:tcPr>
           <w:tcPr/>
           <w:p>
@@ -31852,13 +31897,49 @@
               <w:jc w:val="center"/>
             </w:pPr>
             <w:r>
-              <w:t xml:space="preserve">4</w:t>
+              <w:rPr>
+                <w:rFonts w:ascii="Times New Roman" w:hAnsi="Times New Roman" w:cs="Times New Roman" w:eastAsia="SimSun"/>
+              </w:rPr>
+              <w:t xml:space="preserve">北斗学友</w:t>
             </w:r>
           </w:p>
         </w:tc>
         <w:tc>
           <w:tcPr>
-            <w:tcW w:type="dxa" w:w="532"/>
+            <w:tcW w:type="dxa" w:w="964"/>
+          </w:tcPr>
+          <w:tcPr/>
+          <w:p>
+            <w:pPr>
+              <w:pStyle w:val="Compact"/>
+              <w:jc w:val="center"/>
+            </w:pPr>
+            <w:r>
+              <w:rPr>
+                <w:rFonts w:ascii="Times New Roman" w:hAnsi="Times New Roman" w:cs="Times New Roman" w:eastAsia="SimSun"/>
+              </w:rPr>
+              <w:t xml:space="preserve">化学原理</w:t>
+            </w:r>
+          </w:p>
+        </w:tc>
+        <w:tc>
+          <w:tcPr>
+            <w:tcW w:type="dxa" w:w="992"/>
+          </w:tcPr>
+          <w:tcPr/>
+          <w:p>
+            <w:pPr>
+              <w:pStyle w:val="Compact"/>
+              <w:jc w:val="center"/>
+            </w:pPr>
+            <w:r>
+              <w:t xml:space="preserve">⭐⭐⭐⭐</w:t>
+            </w:r>
+          </w:p>
+        </w:tc>
+        <w:tc>
+          <w:tcPr>
+            <w:tcW w:type="dxa" w:w="652"/>
           </w:tcPr>
           <w:tcPr/>
           <w:p>
